--- a/forms/treaty-full-service.docx
+++ b/forms/treaty-full-service.docx
@@ -1720,7 +1720,6 @@
           <w:p>
             <w:pPr>
               <w:spacing w:line="264" w:lineRule="auto"/>
-              <w:jc w:val="center"/>
               <w:rPr>
                 <w:rFonts w:asciiTheme="majorBidi" w:hAnsiTheme="majorBidi" w:cstheme="majorBidi"/>
               </w:rPr>
@@ -5745,7 +5744,6 @@
             <w:tcBorders>
               <w:right w:val="single" w:sz="4" w:space="0" w:color="auto"/>
             </w:tcBorders>
-            <w:vAlign w:val="center"/>
           </w:tcPr>
           <w:p>
             <w:pPr>
@@ -5784,7 +5782,6 @@
             <w:tcBorders>
               <w:left w:val="single" w:sz="4" w:space="0" w:color="auto"/>
             </w:tcBorders>
-            <w:vAlign w:val="center"/>
           </w:tcPr>
           <w:p>
             <w:pPr>

--- a/forms/treaty-full-service.docx
+++ b/forms/treaty-full-service.docx
@@ -56,8 +56,9 @@
           <w:sz w:val="24"/>
           <w:szCs w:val="24"/>
         </w:rPr>
-        <w:t>№</w:t>
-      </w:r>
+        <w:t>№{</w:t>
+      </w:r>
+      <w:proofErr w:type="spellStart"/>
       <w:r>
         <w:rPr>
           <w:rFonts w:asciiTheme="majorBidi" w:hAnsiTheme="majorBidi" w:cstheme="majorBidi"/>
@@ -65,10 +66,10 @@
           <w:w w:val="100"/>
           <w:sz w:val="24"/>
           <w:szCs w:val="24"/>
-          <w:lang w:val="ru-RU"/>
-        </w:rPr>
-        <w:t>{</w:t>
-      </w:r>
+        </w:rPr>
+        <w:t>treaty-number</w:t>
+      </w:r>
+      <w:proofErr w:type="spellEnd"/>
       <w:r>
         <w:rPr>
           <w:rFonts w:asciiTheme="majorBidi" w:hAnsiTheme="majorBidi" w:cstheme="majorBidi"/>
@@ -76,52 +77,8 @@
           <w:w w:val="100"/>
           <w:sz w:val="24"/>
           <w:szCs w:val="24"/>
-          <w:lang w:val="en-US"/>
-        </w:rPr>
-        <w:t>treaty</w:t>
-      </w:r>
-      <w:r>
-        <w:rPr>
-          <w:rFonts w:asciiTheme="majorBidi" w:hAnsiTheme="majorBidi" w:cstheme="majorBidi"/>
-          <w:b/>
-          <w:w w:val="100"/>
-          <w:sz w:val="24"/>
-          <w:szCs w:val="24"/>
-          <w:lang w:val="ru-RU"/>
-        </w:rPr>
-        <w:t>-</w:t>
-      </w:r>
-      <w:r>
-        <w:rPr>
-          <w:rFonts w:asciiTheme="majorBidi" w:hAnsiTheme="majorBidi" w:cstheme="majorBidi"/>
-          <w:b/>
-          <w:w w:val="100"/>
-          <w:sz w:val="24"/>
-          <w:szCs w:val="24"/>
-          <w:lang w:val="en-US"/>
-        </w:rPr>
-        <w:t>number</w:t>
-      </w:r>
-      <w:r>
-        <w:rPr>
-          <w:rFonts w:asciiTheme="majorBidi" w:hAnsiTheme="majorBidi" w:cstheme="majorBidi"/>
-          <w:b/>
-          <w:w w:val="100"/>
-          <w:sz w:val="24"/>
-          <w:szCs w:val="24"/>
-          <w:lang w:val="ru-RU"/>
-        </w:rPr>
-        <w:t>}</w:t>
-      </w:r>
-      <w:r>
-        <w:rPr>
-          <w:rFonts w:asciiTheme="majorBidi" w:hAnsiTheme="majorBidi" w:cstheme="majorBidi"/>
-          <w:b/>
-          <w:w w:val="100"/>
-          <w:sz w:val="24"/>
-          <w:szCs w:val="24"/>
-        </w:rPr>
-        <w:t xml:space="preserve"> </w:t>
+        </w:rPr>
+        <w:t xml:space="preserve">} </w:t>
       </w:r>
     </w:p>
     <w:p>
@@ -202,7 +159,6 @@
                 <w:rFonts w:asciiTheme="majorBidi" w:hAnsiTheme="majorBidi" w:cstheme="majorBidi"/>
                 <w:b/>
                 <w:bCs/>
-                <w:lang w:val="en-US"/>
               </w:rPr>
             </w:pPr>
             <w:r>
@@ -210,16 +166,15 @@
                 <w:rFonts w:asciiTheme="majorBidi" w:hAnsiTheme="majorBidi" w:cstheme="majorBidi"/>
                 <w:b/>
                 <w:bCs/>
-                <w:lang w:val="en-US"/>
               </w:rPr>
               <w:t>{</w:t>
             </w:r>
+            <w:proofErr w:type="spellStart"/>
             <w:r>
               <w:rPr>
                 <w:rFonts w:asciiTheme="majorBidi" w:hAnsiTheme="majorBidi" w:cstheme="majorBidi"/>
                 <w:b/>
                 <w:bCs/>
-                <w:lang w:val="en-US"/>
               </w:rPr>
               <w:t>treaty</w:t>
             </w:r>
@@ -228,9 +183,17 @@
                 <w:rFonts w:asciiTheme="majorBidi" w:hAnsiTheme="majorBidi" w:cstheme="majorBidi"/>
                 <w:b/>
                 <w:bCs/>
-                <w:lang w:val="en-US"/>
-              </w:rPr>
-              <w:t>-place}</w:t>
+              </w:rPr>
+              <w:t>-place</w:t>
+            </w:r>
+            <w:proofErr w:type="spellEnd"/>
+            <w:r>
+              <w:rPr>
+                <w:rFonts w:asciiTheme="majorBidi" w:hAnsiTheme="majorBidi" w:cstheme="majorBidi"/>
+                <w:b/>
+                <w:bCs/>
+              </w:rPr>
+              <w:t>}</w:t>
             </w:r>
             <w:bookmarkStart w:id="1" w:name="Mesiac"/>
             <w:bookmarkStart w:id="2" w:name="God"/>
@@ -241,7 +204,6 @@
                 <w:rFonts w:asciiTheme="majorBidi" w:hAnsiTheme="majorBidi" w:cstheme="majorBidi"/>
                 <w:b/>
                 <w:bCs/>
-                <w:lang w:val="en-US"/>
               </w:rPr>
               <w:tab/>
             </w:r>
@@ -260,7 +222,6 @@
                 <w:rFonts w:asciiTheme="majorBidi" w:hAnsiTheme="majorBidi" w:cstheme="majorBidi"/>
                 <w:b/>
                 <w:bCs/>
-                <w:lang w:val="en-US"/>
               </w:rPr>
             </w:pPr>
             <w:r>
@@ -268,16 +229,15 @@
                 <w:rFonts w:asciiTheme="majorBidi" w:hAnsiTheme="majorBidi" w:cstheme="majorBidi"/>
                 <w:b/>
                 <w:bCs/>
-                <w:lang w:val="en-US"/>
               </w:rPr>
               <w:t>{</w:t>
             </w:r>
+            <w:proofErr w:type="spellStart"/>
             <w:r>
               <w:rPr>
                 <w:rFonts w:asciiTheme="majorBidi" w:hAnsiTheme="majorBidi" w:cstheme="majorBidi"/>
                 <w:b/>
                 <w:bCs/>
-                <w:lang w:val="en-US"/>
               </w:rPr>
               <w:t>treaty</w:t>
             </w:r>
@@ -286,9 +246,17 @@
                 <w:rFonts w:asciiTheme="majorBidi" w:hAnsiTheme="majorBidi" w:cstheme="majorBidi"/>
                 <w:b/>
                 <w:bCs/>
-                <w:lang w:val="en-US"/>
-              </w:rPr>
-              <w:t>-date}</w:t>
+              </w:rPr>
+              <w:t>-date</w:t>
+            </w:r>
+            <w:proofErr w:type="spellEnd"/>
+            <w:r>
+              <w:rPr>
+                <w:rFonts w:asciiTheme="majorBidi" w:hAnsiTheme="majorBidi" w:cstheme="majorBidi"/>
+                <w:b/>
+                <w:bCs/>
+              </w:rPr>
+              <w:t>}</w:t>
             </w:r>
           </w:p>
         </w:tc>
@@ -334,6 +302,7 @@
         </w:rPr>
         <w:t>{</w:t>
       </w:r>
+      <w:proofErr w:type="spellStart"/>
       <w:r>
         <w:rPr>
           <w:rFonts w:asciiTheme="majorBidi" w:hAnsiTheme="majorBidi" w:cstheme="majorBidi"/>
@@ -341,10 +310,10 @@
           <w:bCs/>
           <w:sz w:val="24"/>
           <w:szCs w:val="24"/>
-          <w:lang w:val="en-US"/>
-        </w:rPr>
-        <w:t>treaty</w:t>
-      </w:r>
+        </w:rPr>
+        <w:t>treaty-header-customer</w:t>
+      </w:r>
+      <w:proofErr w:type="spellEnd"/>
       <w:r>
         <w:rPr>
           <w:rFonts w:asciiTheme="majorBidi" w:hAnsiTheme="majorBidi" w:cstheme="majorBidi"/>
@@ -353,7 +322,7 @@
           <w:sz w:val="24"/>
           <w:szCs w:val="24"/>
         </w:rPr>
-        <w:t>-</w:t>
+        <w:t>}</w:t>
       </w:r>
       <w:r>
         <w:rPr>
@@ -362,9 +331,18 @@
           <w:bCs/>
           <w:sz w:val="24"/>
           <w:szCs w:val="24"/>
-          <w:lang w:val="en-US"/>
-        </w:rPr>
-        <w:t>header</w:t>
+        </w:rPr>
+        <w:t>,</w:t>
+      </w:r>
+      <w:bookmarkStart w:id="4" w:name="ZPlatN"/>
+      <w:bookmarkEnd w:id="4"/>
+      <w:r>
+        <w:rPr>
+          <w:rFonts w:asciiTheme="majorBidi" w:hAnsiTheme="majorBidi" w:cstheme="majorBidi"/>
+          <w:sz w:val="24"/>
+          <w:szCs w:val="24"/>
+        </w:rPr>
+        <w:t xml:space="preserve"> </w:t>
       </w:r>
       <w:r>
         <w:rPr>
@@ -374,8 +352,9 @@
           <w:sz w:val="24"/>
           <w:szCs w:val="24"/>
         </w:rPr>
-        <w:t>-</w:t>
-      </w:r>
+        <w:t>{</w:t>
+      </w:r>
+      <w:proofErr w:type="spellStart"/>
       <w:r>
         <w:rPr>
           <w:rFonts w:asciiTheme="majorBidi" w:hAnsiTheme="majorBidi" w:cstheme="majorBidi"/>
@@ -383,9 +362,8 @@
           <w:bCs/>
           <w:sz w:val="24"/>
           <w:szCs w:val="24"/>
-          <w:lang w:val="en-US"/>
-        </w:rPr>
-        <w:t>customer</w:t>
+        </w:rPr>
+        <w:t>treaty-header-customer-</w:t>
       </w:r>
       <w:r>
         <w:rPr>
@@ -395,133 +373,9 @@
           <w:sz w:val="24"/>
           <w:szCs w:val="24"/>
         </w:rPr>
-        <w:t>}</w:t>
-      </w:r>
-      <w:r>
-        <w:rPr>
-          <w:rFonts w:asciiTheme="majorBidi" w:hAnsiTheme="majorBidi" w:cstheme="majorBidi"/>
-          <w:b/>
-          <w:bCs/>
-          <w:sz w:val="24"/>
-          <w:szCs w:val="24"/>
-        </w:rPr>
-        <w:t>,</w:t>
-      </w:r>
-      <w:bookmarkStart w:id="4" w:name="ZPlatN"/>
-      <w:bookmarkEnd w:id="4"/>
-      <w:r>
-        <w:rPr>
-          <w:rFonts w:asciiTheme="majorBidi" w:hAnsiTheme="majorBidi" w:cstheme="majorBidi"/>
-          <w:sz w:val="24"/>
-          <w:szCs w:val="24"/>
-        </w:rPr>
-        <w:t xml:space="preserve"> </w:t>
-      </w:r>
-      <w:r>
-        <w:rPr>
-          <w:rFonts w:asciiTheme="majorBidi" w:hAnsiTheme="majorBidi" w:cstheme="majorBidi"/>
-          <w:b/>
-          <w:bCs/>
-          <w:sz w:val="24"/>
-          <w:szCs w:val="24"/>
-        </w:rPr>
-        <w:t>{</w:t>
-      </w:r>
-      <w:r>
-        <w:rPr>
-          <w:rFonts w:asciiTheme="majorBidi" w:hAnsiTheme="majorBidi" w:cstheme="majorBidi"/>
-          <w:b/>
-          <w:bCs/>
-          <w:sz w:val="24"/>
-          <w:szCs w:val="24"/>
-          <w:lang w:val="en-US"/>
-        </w:rPr>
-        <w:t>treaty</w:t>
-      </w:r>
-      <w:r>
-        <w:rPr>
-          <w:rFonts w:asciiTheme="majorBidi" w:hAnsiTheme="majorBidi" w:cstheme="majorBidi"/>
-          <w:b/>
-          <w:bCs/>
-          <w:sz w:val="24"/>
-          <w:szCs w:val="24"/>
-        </w:rPr>
-        <w:t>-</w:t>
-      </w:r>
-      <w:r>
-        <w:rPr>
-          <w:rFonts w:asciiTheme="majorBidi" w:hAnsiTheme="majorBidi" w:cstheme="majorBidi"/>
-          <w:b/>
-          <w:bCs/>
-          <w:sz w:val="24"/>
-          <w:szCs w:val="24"/>
-          <w:lang w:val="en-US"/>
-        </w:rPr>
-        <w:t>header</w:t>
-      </w:r>
-      <w:r>
-        <w:rPr>
-          <w:rFonts w:asciiTheme="majorBidi" w:hAnsiTheme="majorBidi" w:cstheme="majorBidi"/>
-          <w:b/>
-          <w:bCs/>
-          <w:sz w:val="24"/>
-          <w:szCs w:val="24"/>
-        </w:rPr>
-        <w:t>-</w:t>
-      </w:r>
-      <w:r>
-        <w:rPr>
-          <w:rFonts w:asciiTheme="majorBidi" w:hAnsiTheme="majorBidi" w:cstheme="majorBidi"/>
-          <w:b/>
-          <w:bCs/>
-          <w:sz w:val="24"/>
-          <w:szCs w:val="24"/>
-          <w:lang w:val="en-US"/>
-        </w:rPr>
-        <w:t>customer</w:t>
-      </w:r>
-      <w:r>
-        <w:rPr>
-          <w:rFonts w:asciiTheme="majorBidi" w:hAnsiTheme="majorBidi" w:cstheme="majorBidi"/>
-          <w:b/>
-          <w:bCs/>
-          <w:sz w:val="24"/>
-          <w:szCs w:val="24"/>
-        </w:rPr>
-        <w:t>-</w:t>
-      </w:r>
-      <w:r>
-        <w:rPr>
-          <w:rFonts w:asciiTheme="majorBidi" w:hAnsiTheme="majorBidi" w:cstheme="majorBidi"/>
-          <w:b/>
-          <w:bCs/>
-          <w:sz w:val="24"/>
-          <w:szCs w:val="24"/>
-          <w:lang w:val="en-US"/>
-        </w:rPr>
-        <w:t>tax</w:t>
-      </w:r>
-      <w:r>
-        <w:rPr>
-          <w:rFonts w:asciiTheme="majorBidi" w:hAnsiTheme="majorBidi" w:cstheme="majorBidi"/>
-          <w:b/>
-          <w:bCs/>
-          <w:sz w:val="24"/>
-          <w:szCs w:val="24"/>
-        </w:rPr>
-        <w:t>-</w:t>
-      </w:r>
-      <w:r>
-        <w:rPr>
-          <w:rFonts w:asciiTheme="majorBidi" w:hAnsiTheme="majorBidi" w:cstheme="majorBidi"/>
-          <w:b/>
-          <w:bCs/>
-          <w:sz w:val="24"/>
-          <w:szCs w:val="24"/>
-          <w:lang w:val="en-US"/>
-        </w:rPr>
-        <w:t>status</w:t>
-      </w:r>
+        <w:t>tax-status</w:t>
+      </w:r>
+      <w:proofErr w:type="spellEnd"/>
       <w:r>
         <w:rPr>
           <w:rFonts w:asciiTheme="majorBidi" w:hAnsiTheme="majorBidi" w:cstheme="majorBidi"/>
@@ -587,6 +441,7 @@
         </w:rPr>
         <w:t>{</w:t>
       </w:r>
+      <w:proofErr w:type="spellStart"/>
       <w:r>
         <w:rPr>
           <w:rFonts w:asciiTheme="majorBidi" w:hAnsiTheme="majorBidi" w:cstheme="majorBidi"/>
@@ -594,10 +449,10 @@
           <w:bCs/>
           <w:sz w:val="24"/>
           <w:szCs w:val="24"/>
-          <w:lang w:val="en-US"/>
-        </w:rPr>
-        <w:t>treaty</w:t>
-      </w:r>
+        </w:rPr>
+        <w:t>treaty-header-customer-person</w:t>
+      </w:r>
+      <w:proofErr w:type="spellEnd"/>
       <w:r>
         <w:rPr>
           <w:rFonts w:asciiTheme="majorBidi" w:hAnsiTheme="majorBidi" w:cstheme="majorBidi"/>
@@ -606,8 +461,42 @@
           <w:sz w:val="24"/>
           <w:szCs w:val="24"/>
         </w:rPr>
-        <w:t>-</w:t>
-      </w:r>
+        <w:t>}</w:t>
+      </w:r>
+      <w:r>
+        <w:rPr>
+          <w:rFonts w:asciiTheme="majorBidi" w:hAnsiTheme="majorBidi" w:cstheme="majorBidi"/>
+          <w:sz w:val="24"/>
+          <w:szCs w:val="24"/>
+        </w:rPr>
+        <w:t xml:space="preserve">, </w:t>
+      </w:r>
+      <w:r>
+        <w:rPr>
+          <w:rFonts w:asciiTheme="majorBidi" w:hAnsiTheme="majorBidi" w:cstheme="majorBidi"/>
+          <w:sz w:val="24"/>
+          <w:szCs w:val="24"/>
+        </w:rPr>
+        <w:t xml:space="preserve">що діє </w:t>
+      </w:r>
+      <w:r>
+        <w:rPr>
+          <w:rFonts w:asciiTheme="majorBidi" w:hAnsiTheme="majorBidi" w:cstheme="majorBidi"/>
+          <w:sz w:val="24"/>
+          <w:szCs w:val="24"/>
+        </w:rPr>
+        <w:t>на підставі</w:t>
+      </w:r>
+      <w:r>
+        <w:rPr>
+          <w:rFonts w:asciiTheme="majorBidi" w:hAnsiTheme="majorBidi" w:cstheme="majorBidi"/>
+          <w:sz w:val="24"/>
+          <w:szCs w:val="24"/>
+        </w:rPr>
+        <w:t xml:space="preserve"> </w:t>
+      </w:r>
+      <w:bookmarkStart w:id="7" w:name="ZDeistOsn"/>
+      <w:bookmarkEnd w:id="7"/>
       <w:r>
         <w:rPr>
           <w:rFonts w:asciiTheme="majorBidi" w:hAnsiTheme="majorBidi" w:cstheme="majorBidi"/>
@@ -615,10 +504,10 @@
           <w:bCs/>
           <w:sz w:val="24"/>
           <w:szCs w:val="24"/>
-          <w:lang w:val="en-US"/>
-        </w:rPr>
-        <w:t>header</w:t>
-      </w:r>
+        </w:rPr>
+        <w:t>{</w:t>
+      </w:r>
+      <w:proofErr w:type="spellStart"/>
       <w:r>
         <w:rPr>
           <w:rFonts w:asciiTheme="majorBidi" w:hAnsiTheme="majorBidi" w:cstheme="majorBidi"/>
@@ -627,8 +516,9 @@
           <w:sz w:val="24"/>
           <w:szCs w:val="24"/>
         </w:rPr>
-        <w:t>-</w:t>
-      </w:r>
+        <w:t>treaty-header-customer-person-mandate</w:t>
+      </w:r>
+      <w:proofErr w:type="spellEnd"/>
       <w:r>
         <w:rPr>
           <w:rFonts w:asciiTheme="majorBidi" w:hAnsiTheme="majorBidi" w:cstheme="majorBidi"/>
@@ -636,10 +526,35 @@
           <w:bCs/>
           <w:sz w:val="24"/>
           <w:szCs w:val="24"/>
-          <w:lang w:val="en-US"/>
-        </w:rPr>
-        <w:t>customer</w:t>
-      </w:r>
+        </w:rPr>
+        <w:t>}</w:t>
+      </w:r>
+      <w:r>
+        <w:rPr>
+          <w:rFonts w:asciiTheme="majorBidi" w:hAnsiTheme="majorBidi" w:cstheme="majorBidi"/>
+          <w:sz w:val="24"/>
+          <w:szCs w:val="24"/>
+        </w:rPr>
+        <w:t xml:space="preserve">, </w:t>
+      </w:r>
+      <w:r>
+        <w:rPr>
+          <w:rFonts w:asciiTheme="majorBidi" w:hAnsiTheme="majorBidi" w:cstheme="majorBidi"/>
+          <w:sz w:val="24"/>
+          <w:szCs w:val="24"/>
+        </w:rPr>
+        <w:t>з одної сторони, та</w:t>
+      </w:r>
+      <w:r>
+        <w:rPr>
+          <w:rFonts w:asciiTheme="majorBidi" w:hAnsiTheme="majorBidi" w:cstheme="majorBidi"/>
+          <w:sz w:val="24"/>
+          <w:szCs w:val="24"/>
+        </w:rPr>
+        <w:t xml:space="preserve"> </w:t>
+      </w:r>
+      <w:bookmarkStart w:id="8" w:name="Podriad"/>
+      <w:bookmarkEnd w:id="8"/>
       <w:r>
         <w:rPr>
           <w:rFonts w:asciiTheme="majorBidi" w:hAnsiTheme="majorBidi" w:cstheme="majorBidi"/>
@@ -648,8 +563,9 @@
           <w:sz w:val="24"/>
           <w:szCs w:val="24"/>
         </w:rPr>
-        <w:t>-</w:t>
-      </w:r>
+        <w:t>{</w:t>
+      </w:r>
+      <w:proofErr w:type="spellStart"/>
       <w:r>
         <w:rPr>
           <w:rFonts w:asciiTheme="majorBidi" w:hAnsiTheme="majorBidi" w:cstheme="majorBidi"/>
@@ -657,9 +573,8 @@
           <w:bCs/>
           <w:sz w:val="24"/>
           <w:szCs w:val="24"/>
-          <w:lang w:val="en-US"/>
-        </w:rPr>
-        <w:t>person</w:t>
+        </w:rPr>
+        <w:t>treaty-header-</w:t>
       </w:r>
       <w:r>
         <w:rPr>
@@ -669,42 +584,9 @@
           <w:sz w:val="24"/>
           <w:szCs w:val="24"/>
         </w:rPr>
-        <w:t>}</w:t>
-      </w:r>
-      <w:r>
-        <w:rPr>
-          <w:rFonts w:asciiTheme="majorBidi" w:hAnsiTheme="majorBidi" w:cstheme="majorBidi"/>
-          <w:sz w:val="24"/>
-          <w:szCs w:val="24"/>
-        </w:rPr>
-        <w:t xml:space="preserve">, </w:t>
-      </w:r>
-      <w:r>
-        <w:rPr>
-          <w:rFonts w:asciiTheme="majorBidi" w:hAnsiTheme="majorBidi" w:cstheme="majorBidi"/>
-          <w:sz w:val="24"/>
-          <w:szCs w:val="24"/>
-        </w:rPr>
-        <w:t xml:space="preserve">що діє </w:t>
-      </w:r>
-      <w:r>
-        <w:rPr>
-          <w:rFonts w:asciiTheme="majorBidi" w:hAnsiTheme="majorBidi" w:cstheme="majorBidi"/>
-          <w:sz w:val="24"/>
-          <w:szCs w:val="24"/>
-        </w:rPr>
-        <w:t>на підставі</w:t>
-      </w:r>
-      <w:r>
-        <w:rPr>
-          <w:rFonts w:asciiTheme="majorBidi" w:hAnsiTheme="majorBidi" w:cstheme="majorBidi"/>
-          <w:sz w:val="24"/>
-          <w:szCs w:val="24"/>
-        </w:rPr>
-        <w:t xml:space="preserve"> </w:t>
-      </w:r>
-      <w:bookmarkStart w:id="7" w:name="ZDeistOsn"/>
-      <w:bookmarkEnd w:id="7"/>
+        <w:t>contractor</w:t>
+      </w:r>
+      <w:proofErr w:type="spellEnd"/>
       <w:r>
         <w:rPr>
           <w:rFonts w:asciiTheme="majorBidi" w:hAnsiTheme="majorBidi" w:cstheme="majorBidi"/>
@@ -713,8 +595,18 @@
           <w:sz w:val="24"/>
           <w:szCs w:val="24"/>
         </w:rPr>
-        <w:t>{</w:t>
-      </w:r>
+        <w:t>}</w:t>
+      </w:r>
+      <w:r>
+        <w:rPr>
+          <w:rFonts w:asciiTheme="majorBidi" w:hAnsiTheme="majorBidi" w:cstheme="majorBidi"/>
+          <w:sz w:val="24"/>
+          <w:szCs w:val="24"/>
+        </w:rPr>
+        <w:t xml:space="preserve">, </w:t>
+      </w:r>
+      <w:bookmarkStart w:id="9" w:name="PPlatN"/>
+      <w:bookmarkEnd w:id="9"/>
       <w:r>
         <w:rPr>
           <w:rFonts w:asciiTheme="majorBidi" w:hAnsiTheme="majorBidi" w:cstheme="majorBidi"/>
@@ -722,10 +614,10 @@
           <w:bCs/>
           <w:sz w:val="24"/>
           <w:szCs w:val="24"/>
-          <w:lang w:val="en-US"/>
-        </w:rPr>
-        <w:t>treaty</w:t>
-      </w:r>
+        </w:rPr>
+        <w:t>{</w:t>
+      </w:r>
+      <w:proofErr w:type="spellStart"/>
       <w:r>
         <w:rPr>
           <w:rFonts w:asciiTheme="majorBidi" w:hAnsiTheme="majorBidi" w:cstheme="majorBidi"/>
@@ -734,7 +626,7 @@
           <w:sz w:val="24"/>
           <w:szCs w:val="24"/>
         </w:rPr>
-        <w:t>-</w:t>
+        <w:t>treaty-header-</w:t>
       </w:r>
       <w:r>
         <w:rPr>
@@ -743,9 +635,8 @@
           <w:bCs/>
           <w:sz w:val="24"/>
           <w:szCs w:val="24"/>
-          <w:lang w:val="en-US"/>
-        </w:rPr>
-        <w:t>header</w:t>
+        </w:rPr>
+        <w:t>contractor</w:t>
       </w:r>
       <w:r>
         <w:rPr>
@@ -755,285 +646,9 @@
           <w:sz w:val="24"/>
           <w:szCs w:val="24"/>
         </w:rPr>
-        <w:t>-</w:t>
-      </w:r>
-      <w:r>
-        <w:rPr>
-          <w:rFonts w:asciiTheme="majorBidi" w:hAnsiTheme="majorBidi" w:cstheme="majorBidi"/>
-          <w:b/>
-          <w:bCs/>
-          <w:sz w:val="24"/>
-          <w:szCs w:val="24"/>
-          <w:lang w:val="en-US"/>
-        </w:rPr>
-        <w:t>customer</w:t>
-      </w:r>
-      <w:r>
-        <w:rPr>
-          <w:rFonts w:asciiTheme="majorBidi" w:hAnsiTheme="majorBidi" w:cstheme="majorBidi"/>
-          <w:b/>
-          <w:bCs/>
-          <w:sz w:val="24"/>
-          <w:szCs w:val="24"/>
-        </w:rPr>
-        <w:t>-</w:t>
-      </w:r>
-      <w:r>
-        <w:rPr>
-          <w:rFonts w:asciiTheme="majorBidi" w:hAnsiTheme="majorBidi" w:cstheme="majorBidi"/>
-          <w:b/>
-          <w:bCs/>
-          <w:sz w:val="24"/>
-          <w:szCs w:val="24"/>
-          <w:lang w:val="en-US"/>
-        </w:rPr>
-        <w:t>person</w:t>
-      </w:r>
-      <w:r>
-        <w:rPr>
-          <w:rFonts w:asciiTheme="majorBidi" w:hAnsiTheme="majorBidi" w:cstheme="majorBidi"/>
-          <w:b/>
-          <w:bCs/>
-          <w:sz w:val="24"/>
-          <w:szCs w:val="24"/>
-        </w:rPr>
-        <w:t>-</w:t>
-      </w:r>
-      <w:r>
-        <w:rPr>
-          <w:rFonts w:asciiTheme="majorBidi" w:hAnsiTheme="majorBidi" w:cstheme="majorBidi"/>
-          <w:b/>
-          <w:bCs/>
-          <w:sz w:val="24"/>
-          <w:szCs w:val="24"/>
-          <w:lang w:val="en-US"/>
-        </w:rPr>
-        <w:t>mandate</w:t>
-      </w:r>
-      <w:r>
-        <w:rPr>
-          <w:rFonts w:asciiTheme="majorBidi" w:hAnsiTheme="majorBidi" w:cstheme="majorBidi"/>
-          <w:b/>
-          <w:bCs/>
-          <w:sz w:val="24"/>
-          <w:szCs w:val="24"/>
-        </w:rPr>
-        <w:t>}</w:t>
-      </w:r>
-      <w:r>
-        <w:rPr>
-          <w:rFonts w:asciiTheme="majorBidi" w:hAnsiTheme="majorBidi" w:cstheme="majorBidi"/>
-          <w:sz w:val="24"/>
-          <w:szCs w:val="24"/>
-        </w:rPr>
-        <w:t xml:space="preserve">, </w:t>
-      </w:r>
-      <w:r>
-        <w:rPr>
-          <w:rFonts w:asciiTheme="majorBidi" w:hAnsiTheme="majorBidi" w:cstheme="majorBidi"/>
-          <w:sz w:val="24"/>
-          <w:szCs w:val="24"/>
-        </w:rPr>
-        <w:t>з одної сторони, та</w:t>
-      </w:r>
-      <w:r>
-        <w:rPr>
-          <w:rFonts w:asciiTheme="majorBidi" w:hAnsiTheme="majorBidi" w:cstheme="majorBidi"/>
-          <w:sz w:val="24"/>
-          <w:szCs w:val="24"/>
-        </w:rPr>
-        <w:t xml:space="preserve"> </w:t>
-      </w:r>
-      <w:bookmarkStart w:id="8" w:name="Podriad"/>
-      <w:bookmarkEnd w:id="8"/>
-      <w:r>
-        <w:rPr>
-          <w:rFonts w:asciiTheme="majorBidi" w:hAnsiTheme="majorBidi" w:cstheme="majorBidi"/>
-          <w:b/>
-          <w:bCs/>
-          <w:sz w:val="24"/>
-          <w:szCs w:val="24"/>
-        </w:rPr>
-        <w:t>{</w:t>
-      </w:r>
-      <w:r>
-        <w:rPr>
-          <w:rFonts w:asciiTheme="majorBidi" w:hAnsiTheme="majorBidi" w:cstheme="majorBidi"/>
-          <w:b/>
-          <w:bCs/>
-          <w:sz w:val="24"/>
-          <w:szCs w:val="24"/>
-          <w:lang w:val="en-US"/>
-        </w:rPr>
-        <w:t>treaty</w:t>
-      </w:r>
-      <w:r>
-        <w:rPr>
-          <w:rFonts w:asciiTheme="majorBidi" w:hAnsiTheme="majorBidi" w:cstheme="majorBidi"/>
-          <w:b/>
-          <w:bCs/>
-          <w:sz w:val="24"/>
-          <w:szCs w:val="24"/>
-        </w:rPr>
-        <w:t>-</w:t>
-      </w:r>
-      <w:r>
-        <w:rPr>
-          <w:rFonts w:asciiTheme="majorBidi" w:hAnsiTheme="majorBidi" w:cstheme="majorBidi"/>
-          <w:b/>
-          <w:bCs/>
-          <w:sz w:val="24"/>
-          <w:szCs w:val="24"/>
-          <w:lang w:val="en-US"/>
-        </w:rPr>
-        <w:t>header</w:t>
-      </w:r>
-      <w:r>
-        <w:rPr>
-          <w:rFonts w:asciiTheme="majorBidi" w:hAnsiTheme="majorBidi" w:cstheme="majorBidi"/>
-          <w:b/>
-          <w:bCs/>
-          <w:sz w:val="24"/>
-          <w:szCs w:val="24"/>
-        </w:rPr>
-        <w:t>-</w:t>
-      </w:r>
-      <w:r>
-        <w:rPr>
-          <w:rFonts w:asciiTheme="majorBidi" w:hAnsiTheme="majorBidi" w:cstheme="majorBidi"/>
-          <w:b/>
-          <w:bCs/>
-          <w:sz w:val="24"/>
-          <w:szCs w:val="24"/>
-          <w:lang w:val="en-US"/>
-        </w:rPr>
-        <w:t>contractor</w:t>
-      </w:r>
-      <w:r>
-        <w:rPr>
-          <w:rFonts w:asciiTheme="majorBidi" w:hAnsiTheme="majorBidi" w:cstheme="majorBidi"/>
-          <w:b/>
-          <w:bCs/>
-          <w:sz w:val="24"/>
-          <w:szCs w:val="24"/>
-        </w:rPr>
-        <w:t>}</w:t>
-      </w:r>
-      <w:r>
-        <w:rPr>
-          <w:rFonts w:asciiTheme="majorBidi" w:hAnsiTheme="majorBidi" w:cstheme="majorBidi"/>
-          <w:sz w:val="24"/>
-          <w:szCs w:val="24"/>
-        </w:rPr>
-        <w:t xml:space="preserve">, </w:t>
-      </w:r>
-      <w:bookmarkStart w:id="9" w:name="PPlatN"/>
-      <w:bookmarkEnd w:id="9"/>
-      <w:r>
-        <w:rPr>
-          <w:rFonts w:asciiTheme="majorBidi" w:hAnsiTheme="majorBidi" w:cstheme="majorBidi"/>
-          <w:b/>
-          <w:bCs/>
-          <w:sz w:val="24"/>
-          <w:szCs w:val="24"/>
-        </w:rPr>
-        <w:t>{</w:t>
-      </w:r>
-      <w:r>
-        <w:rPr>
-          <w:rFonts w:asciiTheme="majorBidi" w:hAnsiTheme="majorBidi" w:cstheme="majorBidi"/>
-          <w:b/>
-          <w:bCs/>
-          <w:sz w:val="24"/>
-          <w:szCs w:val="24"/>
-          <w:lang w:val="en-US"/>
-        </w:rPr>
-        <w:t>treaty</w:t>
-      </w:r>
-      <w:r>
-        <w:rPr>
-          <w:rFonts w:asciiTheme="majorBidi" w:hAnsiTheme="majorBidi" w:cstheme="majorBidi"/>
-          <w:b/>
-          <w:bCs/>
-          <w:sz w:val="24"/>
-          <w:szCs w:val="24"/>
-        </w:rPr>
-        <w:t>-</w:t>
-      </w:r>
-      <w:r>
-        <w:rPr>
-          <w:rFonts w:asciiTheme="majorBidi" w:hAnsiTheme="majorBidi" w:cstheme="majorBidi"/>
-          <w:b/>
-          <w:bCs/>
-          <w:sz w:val="24"/>
-          <w:szCs w:val="24"/>
-          <w:lang w:val="en-US"/>
-        </w:rPr>
-        <w:t>header</w:t>
-      </w:r>
-      <w:r>
-        <w:rPr>
-          <w:rFonts w:asciiTheme="majorBidi" w:hAnsiTheme="majorBidi" w:cstheme="majorBidi"/>
-          <w:b/>
-          <w:bCs/>
-          <w:sz w:val="24"/>
-          <w:szCs w:val="24"/>
-        </w:rPr>
-        <w:t>-</w:t>
-      </w:r>
-      <w:r>
-        <w:rPr>
-          <w:rFonts w:asciiTheme="majorBidi" w:hAnsiTheme="majorBidi" w:cstheme="majorBidi"/>
-          <w:b/>
-          <w:bCs/>
-          <w:sz w:val="24"/>
-          <w:szCs w:val="24"/>
-          <w:lang w:val="en-US"/>
-        </w:rPr>
-        <w:t>contractor</w:t>
-      </w:r>
-      <w:r>
-        <w:rPr>
-          <w:rFonts w:asciiTheme="majorBidi" w:hAnsiTheme="majorBidi" w:cstheme="majorBidi"/>
-          <w:b/>
-          <w:bCs/>
-          <w:sz w:val="24"/>
-          <w:szCs w:val="24"/>
-        </w:rPr>
-        <w:t>-</w:t>
-      </w:r>
-      <w:r>
-        <w:rPr>
-          <w:rFonts w:asciiTheme="majorBidi" w:hAnsiTheme="majorBidi" w:cstheme="majorBidi"/>
-          <w:b/>
-          <w:bCs/>
-          <w:sz w:val="24"/>
-          <w:szCs w:val="24"/>
-          <w:lang w:val="en-US"/>
-        </w:rPr>
-        <w:t>tax</w:t>
-      </w:r>
-      <w:r>
-        <w:rPr>
-          <w:rFonts w:asciiTheme="majorBidi" w:hAnsiTheme="majorBidi" w:cstheme="majorBidi"/>
-          <w:b/>
-          <w:bCs/>
-          <w:sz w:val="24"/>
-          <w:szCs w:val="24"/>
-        </w:rPr>
-        <w:t>-</w:t>
-      </w:r>
-      <w:r>
-        <w:rPr>
-          <w:rFonts w:asciiTheme="majorBidi" w:hAnsiTheme="majorBidi" w:cstheme="majorBidi"/>
-          <w:b/>
-          <w:bCs/>
-          <w:sz w:val="24"/>
-          <w:szCs w:val="24"/>
-          <w:lang w:val="en-US"/>
-        </w:rPr>
-        <w:t>status</w:t>
-      </w:r>
+        <w:t>-tax-status</w:t>
+      </w:r>
+      <w:proofErr w:type="spellEnd"/>
       <w:r>
         <w:rPr>
           <w:rFonts w:asciiTheme="majorBidi" w:hAnsiTheme="majorBidi" w:cstheme="majorBidi"/>
@@ -1099,6 +714,7 @@
         </w:rPr>
         <w:t>{</w:t>
       </w:r>
+      <w:proofErr w:type="spellStart"/>
       <w:r>
         <w:rPr>
           <w:rFonts w:asciiTheme="majorBidi" w:hAnsiTheme="majorBidi" w:cstheme="majorBidi"/>
@@ -1106,9 +722,8 @@
           <w:bCs/>
           <w:sz w:val="24"/>
           <w:szCs w:val="24"/>
-          <w:lang w:val="en-US"/>
-        </w:rPr>
-        <w:t>treaty</w:t>
+        </w:rPr>
+        <w:t>treaty-header-</w:t>
       </w:r>
       <w:r>
         <w:rPr>
@@ -1118,7 +733,7 @@
           <w:sz w:val="24"/>
           <w:szCs w:val="24"/>
         </w:rPr>
-        <w:t>-</w:t>
+        <w:t>contractor</w:t>
       </w:r>
       <w:r>
         <w:rPr>
@@ -1127,10 +742,10 @@
           <w:bCs/>
           <w:sz w:val="24"/>
           <w:szCs w:val="24"/>
-          <w:lang w:val="en-US"/>
-        </w:rPr>
-        <w:t>header</w:t>
-      </w:r>
+        </w:rPr>
+        <w:t>-person</w:t>
+      </w:r>
+      <w:proofErr w:type="spellEnd"/>
       <w:r>
         <w:rPr>
           <w:rFonts w:asciiTheme="majorBidi" w:hAnsiTheme="majorBidi" w:cstheme="majorBidi"/>
@@ -1139,7 +754,25 @@
           <w:sz w:val="24"/>
           <w:szCs w:val="24"/>
         </w:rPr>
-        <w:t>-</w:t>
+        <w:t>}</w:t>
+      </w:r>
+      <w:r>
+        <w:rPr>
+          <w:rFonts w:asciiTheme="majorBidi" w:hAnsiTheme="majorBidi" w:cstheme="majorBidi"/>
+          <w:sz w:val="24"/>
+          <w:szCs w:val="24"/>
+        </w:rPr>
+        <w:t xml:space="preserve">, </w:t>
+      </w:r>
+      <w:bookmarkStart w:id="12" w:name="PDeistOsn"/>
+      <w:bookmarkEnd w:id="12"/>
+      <w:r>
+        <w:rPr>
+          <w:rFonts w:asciiTheme="majorBidi" w:hAnsiTheme="majorBidi" w:cstheme="majorBidi"/>
+          <w:sz w:val="24"/>
+          <w:szCs w:val="24"/>
+        </w:rPr>
+        <w:t xml:space="preserve">що діє на підставі </w:t>
       </w:r>
       <w:r>
         <w:rPr>
@@ -1148,10 +781,10 @@
           <w:bCs/>
           <w:sz w:val="24"/>
           <w:szCs w:val="24"/>
-          <w:lang w:val="en-US"/>
-        </w:rPr>
-        <w:t>contractor</w:t>
-      </w:r>
+        </w:rPr>
+        <w:t>{</w:t>
+      </w:r>
+      <w:proofErr w:type="spellStart"/>
       <w:r>
         <w:rPr>
           <w:rFonts w:asciiTheme="majorBidi" w:hAnsiTheme="majorBidi" w:cstheme="majorBidi"/>
@@ -1160,7 +793,7 @@
           <w:sz w:val="24"/>
           <w:szCs w:val="24"/>
         </w:rPr>
-        <w:t>-</w:t>
+        <w:t>treaty-header-</w:t>
       </w:r>
       <w:r>
         <w:rPr>
@@ -1169,9 +802,8 @@
           <w:bCs/>
           <w:sz w:val="24"/>
           <w:szCs w:val="24"/>
-          <w:lang w:val="en-US"/>
-        </w:rPr>
-        <w:t>person</w:t>
+        </w:rPr>
+        <w:t>contractor</w:t>
       </w:r>
       <w:r>
         <w:rPr>
@@ -1181,131 +813,9 @@
           <w:sz w:val="24"/>
           <w:szCs w:val="24"/>
         </w:rPr>
-        <w:t>}</w:t>
-      </w:r>
-      <w:r>
-        <w:rPr>
-          <w:rFonts w:asciiTheme="majorBidi" w:hAnsiTheme="majorBidi" w:cstheme="majorBidi"/>
-          <w:sz w:val="24"/>
-          <w:szCs w:val="24"/>
-        </w:rPr>
-        <w:t xml:space="preserve">, </w:t>
-      </w:r>
-      <w:bookmarkStart w:id="12" w:name="PDeistOsn"/>
-      <w:bookmarkEnd w:id="12"/>
-      <w:r>
-        <w:rPr>
-          <w:rFonts w:asciiTheme="majorBidi" w:hAnsiTheme="majorBidi" w:cstheme="majorBidi"/>
-          <w:sz w:val="24"/>
-          <w:szCs w:val="24"/>
-        </w:rPr>
-        <w:t xml:space="preserve">що діє на підставі </w:t>
-      </w:r>
-      <w:r>
-        <w:rPr>
-          <w:rFonts w:asciiTheme="majorBidi" w:hAnsiTheme="majorBidi" w:cstheme="majorBidi"/>
-          <w:b/>
-          <w:bCs/>
-          <w:sz w:val="24"/>
-          <w:szCs w:val="24"/>
-        </w:rPr>
-        <w:t>{</w:t>
-      </w:r>
-      <w:r>
-        <w:rPr>
-          <w:rFonts w:asciiTheme="majorBidi" w:hAnsiTheme="majorBidi" w:cstheme="majorBidi"/>
-          <w:b/>
-          <w:bCs/>
-          <w:sz w:val="24"/>
-          <w:szCs w:val="24"/>
-          <w:lang w:val="en-US"/>
-        </w:rPr>
-        <w:t>treaty</w:t>
-      </w:r>
-      <w:r>
-        <w:rPr>
-          <w:rFonts w:asciiTheme="majorBidi" w:hAnsiTheme="majorBidi" w:cstheme="majorBidi"/>
-          <w:b/>
-          <w:bCs/>
-          <w:sz w:val="24"/>
-          <w:szCs w:val="24"/>
-        </w:rPr>
-        <w:t>-</w:t>
-      </w:r>
-      <w:r>
-        <w:rPr>
-          <w:rFonts w:asciiTheme="majorBidi" w:hAnsiTheme="majorBidi" w:cstheme="majorBidi"/>
-          <w:b/>
-          <w:bCs/>
-          <w:sz w:val="24"/>
-          <w:szCs w:val="24"/>
-          <w:lang w:val="en-US"/>
-        </w:rPr>
-        <w:t>header</w:t>
-      </w:r>
-      <w:r>
-        <w:rPr>
-          <w:rFonts w:asciiTheme="majorBidi" w:hAnsiTheme="majorBidi" w:cstheme="majorBidi"/>
-          <w:b/>
-          <w:bCs/>
-          <w:sz w:val="24"/>
-          <w:szCs w:val="24"/>
-        </w:rPr>
-        <w:t>-</w:t>
-      </w:r>
-      <w:r>
-        <w:rPr>
-          <w:rFonts w:asciiTheme="majorBidi" w:hAnsiTheme="majorBidi" w:cstheme="majorBidi"/>
-          <w:b/>
-          <w:bCs/>
-          <w:sz w:val="24"/>
-          <w:szCs w:val="24"/>
-          <w:lang w:val="en-US"/>
-        </w:rPr>
-        <w:t>contractor</w:t>
-      </w:r>
-      <w:r>
-        <w:rPr>
-          <w:rFonts w:asciiTheme="majorBidi" w:hAnsiTheme="majorBidi" w:cstheme="majorBidi"/>
-          <w:b/>
-          <w:bCs/>
-          <w:sz w:val="24"/>
-          <w:szCs w:val="24"/>
-        </w:rPr>
-        <w:t>-</w:t>
-      </w:r>
-      <w:r>
-        <w:rPr>
-          <w:rFonts w:asciiTheme="majorBidi" w:hAnsiTheme="majorBidi" w:cstheme="majorBidi"/>
-          <w:b/>
-          <w:bCs/>
-          <w:sz w:val="24"/>
-          <w:szCs w:val="24"/>
-          <w:lang w:val="en-US"/>
-        </w:rPr>
-        <w:t>person</w:t>
-      </w:r>
-      <w:r>
-        <w:rPr>
-          <w:rFonts w:asciiTheme="majorBidi" w:hAnsiTheme="majorBidi" w:cstheme="majorBidi"/>
-          <w:b/>
-          <w:bCs/>
-          <w:sz w:val="24"/>
-          <w:szCs w:val="24"/>
-        </w:rPr>
-        <w:t>-</w:t>
-      </w:r>
-      <w:r>
-        <w:rPr>
-          <w:rFonts w:asciiTheme="majorBidi" w:hAnsiTheme="majorBidi" w:cstheme="majorBidi"/>
-          <w:b/>
-          <w:bCs/>
-          <w:sz w:val="24"/>
-          <w:szCs w:val="24"/>
-          <w:lang w:val="en-US"/>
-        </w:rPr>
-        <w:t>mandate</w:t>
-      </w:r>
+        <w:t>-person-mandate</w:t>
+      </w:r>
+      <w:proofErr w:type="spellEnd"/>
       <w:r>
         <w:rPr>
           <w:rFonts w:asciiTheme="majorBidi" w:hAnsiTheme="majorBidi" w:cstheme="majorBidi"/>
@@ -1560,14 +1070,7 @@
               <w:rPr>
                 <w:rFonts w:asciiTheme="majorBidi" w:hAnsiTheme="majorBidi" w:cstheme="majorBidi"/>
               </w:rPr>
-              <w:t>Найменування</w:t>
-            </w:r>
-            <w:r>
-              <w:rPr>
-                <w:rFonts w:asciiTheme="majorBidi" w:hAnsiTheme="majorBidi" w:cstheme="majorBidi"/>
-                <w:lang w:val="en-US"/>
-              </w:rPr>
-              <w:t xml:space="preserve"> </w:t>
+              <w:t xml:space="preserve">Найменування </w:t>
             </w:r>
             <w:r>
               <w:rPr>
@@ -1684,31 +1187,13 @@
               <w:jc w:val="center"/>
               <w:rPr>
                 <w:rFonts w:asciiTheme="majorBidi" w:hAnsiTheme="majorBidi" w:cstheme="majorBidi"/>
-                <w:lang w:val="en-US"/>
               </w:rPr>
             </w:pPr>
             <w:r>
               <w:rPr>
                 <w:rFonts w:asciiTheme="majorBidi" w:hAnsiTheme="majorBidi" w:cstheme="majorBidi"/>
-                <w:lang w:val="en-US"/>
-              </w:rPr>
-              <w:t>{#</w:t>
-            </w:r>
-            <w:proofErr w:type="gramStart"/>
-            <w:r>
-              <w:rPr>
-                <w:rFonts w:asciiTheme="majorBidi" w:hAnsiTheme="majorBidi" w:cstheme="majorBidi"/>
-                <w:lang w:val="en-US"/>
-              </w:rPr>
-              <w:t>items}{</w:t>
-            </w:r>
-            <w:proofErr w:type="gramEnd"/>
-            <w:r>
-              <w:rPr>
-                <w:rFonts w:asciiTheme="majorBidi" w:hAnsiTheme="majorBidi" w:cstheme="majorBidi"/>
-                <w:lang w:val="en-US"/>
-              </w:rPr>
-              <w:t>treaty-job-item-number}</w:t>
+              </w:rPr>
+              <w:t>{#items}{treaty-job-item-number}</w:t>
             </w:r>
           </w:p>
         </w:tc>
@@ -1727,9 +1212,22 @@
             <w:r>
               <w:rPr>
                 <w:rFonts w:asciiTheme="majorBidi" w:hAnsiTheme="majorBidi" w:cstheme="majorBidi"/>
-                <w:lang w:val="en-US"/>
-              </w:rPr>
-              <w:t>{treaty-job-item-title}</w:t>
+              </w:rPr>
+              <w:t>{</w:t>
+            </w:r>
+            <w:proofErr w:type="spellStart"/>
+            <w:r>
+              <w:rPr>
+                <w:rFonts w:asciiTheme="majorBidi" w:hAnsiTheme="majorBidi" w:cstheme="majorBidi"/>
+              </w:rPr>
+              <w:t>treaty-job-item-title</w:t>
+            </w:r>
+            <w:proofErr w:type="spellEnd"/>
+            <w:r>
+              <w:rPr>
+                <w:rFonts w:asciiTheme="majorBidi" w:hAnsiTheme="majorBidi" w:cstheme="majorBidi"/>
+              </w:rPr>
+              <w:t>}</w:t>
             </w:r>
           </w:p>
         </w:tc>
@@ -1749,9 +1247,22 @@
             <w:r>
               <w:rPr>
                 <w:rFonts w:asciiTheme="majorBidi" w:hAnsiTheme="majorBidi" w:cstheme="majorBidi"/>
-                <w:lang w:val="en-US"/>
-              </w:rPr>
-              <w:t>{treaty-job-item-unit}</w:t>
+              </w:rPr>
+              <w:t>{</w:t>
+            </w:r>
+            <w:proofErr w:type="spellStart"/>
+            <w:r>
+              <w:rPr>
+                <w:rFonts w:asciiTheme="majorBidi" w:hAnsiTheme="majorBidi" w:cstheme="majorBidi"/>
+              </w:rPr>
+              <w:t>treaty-job-item-unit</w:t>
+            </w:r>
+            <w:proofErr w:type="spellEnd"/>
+            <w:r>
+              <w:rPr>
+                <w:rFonts w:asciiTheme="majorBidi" w:hAnsiTheme="majorBidi" w:cstheme="majorBidi"/>
+              </w:rPr>
+              <w:t>}</w:t>
             </w:r>
           </w:p>
         </w:tc>
@@ -1771,9 +1282,22 @@
             <w:r>
               <w:rPr>
                 <w:rFonts w:asciiTheme="majorBidi" w:hAnsiTheme="majorBidi" w:cstheme="majorBidi"/>
-                <w:lang w:val="en-US"/>
-              </w:rPr>
-              <w:t>{treaty-job-item-quantity}</w:t>
+              </w:rPr>
+              <w:t>{</w:t>
+            </w:r>
+            <w:proofErr w:type="spellStart"/>
+            <w:r>
+              <w:rPr>
+                <w:rFonts w:asciiTheme="majorBidi" w:hAnsiTheme="majorBidi" w:cstheme="majorBidi"/>
+              </w:rPr>
+              <w:t>treaty-job-item-quantity</w:t>
+            </w:r>
+            <w:proofErr w:type="spellEnd"/>
+            <w:r>
+              <w:rPr>
+                <w:rFonts w:asciiTheme="majorBidi" w:hAnsiTheme="majorBidi" w:cstheme="majorBidi"/>
+              </w:rPr>
+              <w:t>}</w:t>
             </w:r>
           </w:p>
         </w:tc>
@@ -1793,9 +1317,22 @@
             <w:r>
               <w:rPr>
                 <w:rFonts w:asciiTheme="majorBidi" w:hAnsiTheme="majorBidi" w:cstheme="majorBidi"/>
-                <w:lang w:val="en-US"/>
-              </w:rPr>
-              <w:t>{treaty-job-item-price}</w:t>
+              </w:rPr>
+              <w:t>{</w:t>
+            </w:r>
+            <w:proofErr w:type="spellStart"/>
+            <w:r>
+              <w:rPr>
+                <w:rFonts w:asciiTheme="majorBidi" w:hAnsiTheme="majorBidi" w:cstheme="majorBidi"/>
+              </w:rPr>
+              <w:t>treaty-job-item-price</w:t>
+            </w:r>
+            <w:proofErr w:type="spellEnd"/>
+            <w:r>
+              <w:rPr>
+                <w:rFonts w:asciiTheme="majorBidi" w:hAnsiTheme="majorBidi" w:cstheme="majorBidi"/>
+              </w:rPr>
+              <w:t>}</w:t>
             </w:r>
           </w:p>
         </w:tc>
@@ -1810,31 +1347,41 @@
               <w:jc w:val="center"/>
               <w:rPr>
                 <w:rFonts w:asciiTheme="majorBidi" w:hAnsiTheme="majorBidi" w:cstheme="majorBidi"/>
-                <w:lang w:val="en-US"/>
               </w:rPr>
             </w:pPr>
             <w:r>
               <w:rPr>
                 <w:rFonts w:asciiTheme="majorBidi" w:hAnsiTheme="majorBidi" w:cstheme="majorBidi"/>
-                <w:lang w:val="en-US"/>
-              </w:rPr>
-              <w:t>{treaty-job-item-total-</w:t>
-            </w:r>
-            <w:proofErr w:type="gramStart"/>
-            <w:r>
-              <w:rPr>
-                <w:rFonts w:asciiTheme="majorBidi" w:hAnsiTheme="majorBidi" w:cstheme="majorBidi"/>
-                <w:lang w:val="en-US"/>
-              </w:rPr>
-              <w:t>price}{</w:t>
-            </w:r>
-            <w:proofErr w:type="gramEnd"/>
-            <w:r>
-              <w:rPr>
-                <w:rFonts w:asciiTheme="majorBidi" w:hAnsiTheme="majorBidi" w:cstheme="majorBidi"/>
-                <w:lang w:val="en-US"/>
-              </w:rPr>
-              <w:t>/items}</w:t>
+              </w:rPr>
+              <w:t>{</w:t>
+            </w:r>
+            <w:proofErr w:type="spellStart"/>
+            <w:r>
+              <w:rPr>
+                <w:rFonts w:asciiTheme="majorBidi" w:hAnsiTheme="majorBidi" w:cstheme="majorBidi"/>
+              </w:rPr>
+              <w:t>treaty-job-item-total-price</w:t>
+            </w:r>
+            <w:proofErr w:type="spellEnd"/>
+            <w:r>
+              <w:rPr>
+                <w:rFonts w:asciiTheme="majorBidi" w:hAnsiTheme="majorBidi" w:cstheme="majorBidi"/>
+              </w:rPr>
+              <w:t>}{/</w:t>
+            </w:r>
+            <w:proofErr w:type="spellStart"/>
+            <w:r>
+              <w:rPr>
+                <w:rFonts w:asciiTheme="majorBidi" w:hAnsiTheme="majorBidi" w:cstheme="majorBidi"/>
+              </w:rPr>
+              <w:t>items</w:t>
+            </w:r>
+            <w:proofErr w:type="spellEnd"/>
+            <w:r>
+              <w:rPr>
+                <w:rFonts w:asciiTheme="majorBidi" w:hAnsiTheme="majorBidi" w:cstheme="majorBidi"/>
+              </w:rPr>
+              <w:t>}</w:t>
             </w:r>
           </w:p>
         </w:tc>
@@ -1891,9 +1438,26 @@
                 <w:rFonts w:asciiTheme="majorBidi" w:hAnsiTheme="majorBidi" w:cstheme="majorBidi"/>
                 <w:b/>
                 <w:bCs/>
-                <w:lang w:val="en-US"/>
-              </w:rPr>
-              <w:t>{treaty-jobs-price-without-tax}</w:t>
+              </w:rPr>
+              <w:t>{</w:t>
+            </w:r>
+            <w:proofErr w:type="spellStart"/>
+            <w:r>
+              <w:rPr>
+                <w:rFonts w:asciiTheme="majorBidi" w:hAnsiTheme="majorBidi" w:cstheme="majorBidi"/>
+                <w:b/>
+                <w:bCs/>
+              </w:rPr>
+              <w:t>treaty-jobs-price-without-tax</w:t>
+            </w:r>
+            <w:proofErr w:type="spellEnd"/>
+            <w:r>
+              <w:rPr>
+                <w:rFonts w:asciiTheme="majorBidi" w:hAnsiTheme="majorBidi" w:cstheme="majorBidi"/>
+                <w:b/>
+                <w:bCs/>
+              </w:rPr>
+              <w:t>}</w:t>
             </w:r>
           </w:p>
         </w:tc>
@@ -1950,9 +1514,26 @@
                 <w:rFonts w:asciiTheme="majorBidi" w:hAnsiTheme="majorBidi" w:cstheme="majorBidi"/>
                 <w:b/>
                 <w:bCs/>
-                <w:lang w:val="en-US"/>
-              </w:rPr>
-              <w:t>{treaty-jobs-tax}</w:t>
+              </w:rPr>
+              <w:t>{</w:t>
+            </w:r>
+            <w:proofErr w:type="spellStart"/>
+            <w:r>
+              <w:rPr>
+                <w:rFonts w:asciiTheme="majorBidi" w:hAnsiTheme="majorBidi" w:cstheme="majorBidi"/>
+                <w:b/>
+                <w:bCs/>
+              </w:rPr>
+              <w:t>treaty-jobs-tax</w:t>
+            </w:r>
+            <w:proofErr w:type="spellEnd"/>
+            <w:r>
+              <w:rPr>
+                <w:rFonts w:asciiTheme="majorBidi" w:hAnsiTheme="majorBidi" w:cstheme="majorBidi"/>
+                <w:b/>
+                <w:bCs/>
+              </w:rPr>
+              <w:t>}</w:t>
             </w:r>
           </w:p>
         </w:tc>
@@ -2009,9 +1590,26 @@
                 <w:rFonts w:asciiTheme="majorBidi" w:hAnsiTheme="majorBidi" w:cstheme="majorBidi"/>
                 <w:b/>
                 <w:bCs/>
-                <w:lang w:val="en-US"/>
-              </w:rPr>
-              <w:t>{treaty-jobs-price-with-tax}</w:t>
+              </w:rPr>
+              <w:t>{</w:t>
+            </w:r>
+            <w:proofErr w:type="spellStart"/>
+            <w:r>
+              <w:rPr>
+                <w:rFonts w:asciiTheme="majorBidi" w:hAnsiTheme="majorBidi" w:cstheme="majorBidi"/>
+                <w:b/>
+                <w:bCs/>
+              </w:rPr>
+              <w:t>treaty-jobs-price-with-tax</w:t>
+            </w:r>
+            <w:proofErr w:type="spellEnd"/>
+            <w:r>
+              <w:rPr>
+                <w:rFonts w:asciiTheme="majorBidi" w:hAnsiTheme="majorBidi" w:cstheme="majorBidi"/>
+                <w:b/>
+                <w:bCs/>
+              </w:rPr>
+              <w:t>}</w:t>
             </w:r>
           </w:p>
         </w:tc>
@@ -2177,6 +1775,7 @@
         </w:rPr>
         <w:t>{</w:t>
       </w:r>
+      <w:proofErr w:type="spellStart"/>
       <w:r>
         <w:rPr>
           <w:rFonts w:asciiTheme="majorBidi" w:hAnsiTheme="majorBidi" w:cstheme="majorBidi"/>
@@ -2184,52 +1783,10 @@
           <w:bCs/>
           <w:sz w:val="24"/>
           <w:szCs w:val="24"/>
-          <w:lang w:val="en-US"/>
-        </w:rPr>
-        <w:t>treaty</w:t>
-      </w:r>
-      <w:r>
-        <w:rPr>
-          <w:rFonts w:asciiTheme="majorBidi" w:hAnsiTheme="majorBidi" w:cstheme="majorBidi"/>
-          <w:b/>
-          <w:bCs/>
-          <w:sz w:val="24"/>
-          <w:szCs w:val="24"/>
-        </w:rPr>
-        <w:t>-</w:t>
-      </w:r>
-      <w:r>
-        <w:rPr>
-          <w:rFonts w:asciiTheme="majorBidi" w:hAnsiTheme="majorBidi" w:cstheme="majorBidi"/>
-          <w:b/>
-          <w:bCs/>
-          <w:sz w:val="24"/>
-          <w:szCs w:val="24"/>
-          <w:lang w:val="en-US"/>
-        </w:rPr>
-        <w:t>price</w:t>
-      </w:r>
-      <w:r>
-        <w:rPr>
-          <w:rFonts w:asciiTheme="majorBidi" w:hAnsiTheme="majorBidi" w:cstheme="majorBidi"/>
-          <w:b/>
-          <w:bCs/>
-          <w:sz w:val="24"/>
-          <w:szCs w:val="24"/>
-        </w:rPr>
-        <w:t>-</w:t>
-      </w:r>
-      <w:r>
-        <w:rPr>
-          <w:rFonts w:asciiTheme="majorBidi" w:hAnsiTheme="majorBidi" w:cstheme="majorBidi"/>
-          <w:b/>
-          <w:bCs/>
-          <w:sz w:val="24"/>
-          <w:szCs w:val="24"/>
-          <w:lang w:val="en-US"/>
-        </w:rPr>
-        <w:t>literal</w:t>
-      </w:r>
+        </w:rPr>
+        <w:t>treaty-price-literal</w:t>
+      </w:r>
+      <w:proofErr w:type="spellEnd"/>
       <w:r>
         <w:rPr>
           <w:rFonts w:asciiTheme="majorBidi" w:hAnsiTheme="majorBidi" w:cstheme="majorBidi"/>
@@ -2714,6 +2271,7 @@
         </w:rPr>
         <w:t>{</w:t>
       </w:r>
+      <w:proofErr w:type="spellStart"/>
       <w:r>
         <w:rPr>
           <w:rFonts w:asciiTheme="majorBidi" w:hAnsiTheme="majorBidi" w:cstheme="majorBidi"/>
@@ -2721,52 +2279,10 @@
           <w:bCs/>
           <w:sz w:val="24"/>
           <w:szCs w:val="24"/>
-          <w:lang w:val="en-US"/>
-        </w:rPr>
-        <w:t>treaty</w:t>
-      </w:r>
-      <w:r>
-        <w:rPr>
-          <w:rFonts w:asciiTheme="majorBidi" w:hAnsiTheme="majorBidi" w:cstheme="majorBidi"/>
-          <w:b/>
-          <w:bCs/>
-          <w:sz w:val="24"/>
-          <w:szCs w:val="24"/>
-        </w:rPr>
-        <w:t>-</w:t>
-      </w:r>
-      <w:r>
-        <w:rPr>
-          <w:rFonts w:asciiTheme="majorBidi" w:hAnsiTheme="majorBidi" w:cstheme="majorBidi"/>
-          <w:b/>
-          <w:bCs/>
-          <w:sz w:val="24"/>
-          <w:szCs w:val="24"/>
-          <w:lang w:val="en-US"/>
-        </w:rPr>
-        <w:t>job</w:t>
-      </w:r>
-      <w:r>
-        <w:rPr>
-          <w:rFonts w:asciiTheme="majorBidi" w:hAnsiTheme="majorBidi" w:cstheme="majorBidi"/>
-          <w:b/>
-          <w:bCs/>
-          <w:sz w:val="24"/>
-          <w:szCs w:val="24"/>
-        </w:rPr>
-        <w:t>-</w:t>
-      </w:r>
-      <w:r>
-        <w:rPr>
-          <w:rFonts w:asciiTheme="majorBidi" w:hAnsiTheme="majorBidi" w:cstheme="majorBidi"/>
-          <w:b/>
-          <w:bCs/>
-          <w:sz w:val="24"/>
-          <w:szCs w:val="24"/>
-          <w:lang w:val="en-US"/>
-        </w:rPr>
-        <w:t>duration</w:t>
-      </w:r>
+        </w:rPr>
+        <w:t>treaty-job-duration</w:t>
+      </w:r>
+      <w:proofErr w:type="spellEnd"/>
       <w:r>
         <w:rPr>
           <w:rFonts w:asciiTheme="majorBidi" w:hAnsiTheme="majorBidi" w:cstheme="majorBidi"/>
@@ -5424,6 +4940,7 @@
         </w:rPr>
         <w:t>{</w:t>
       </w:r>
+      <w:proofErr w:type="spellStart"/>
       <w:r>
         <w:rPr>
           <w:rFonts w:asciiTheme="majorBidi" w:hAnsiTheme="majorBidi" w:cstheme="majorBidi"/>
@@ -5431,31 +4948,10 @@
           <w:bCs/>
           <w:sz w:val="24"/>
           <w:szCs w:val="24"/>
-          <w:lang w:val="en-US"/>
-        </w:rPr>
-        <w:t>treaty</w:t>
-      </w:r>
-      <w:r>
-        <w:rPr>
-          <w:rFonts w:asciiTheme="majorBidi" w:hAnsiTheme="majorBidi" w:cstheme="majorBidi"/>
-          <w:b/>
-          <w:bCs/>
-          <w:sz w:val="24"/>
-          <w:szCs w:val="24"/>
-        </w:rPr>
-        <w:t>-</w:t>
-      </w:r>
-      <w:r>
-        <w:rPr>
-          <w:rFonts w:asciiTheme="majorBidi" w:hAnsiTheme="majorBidi" w:cstheme="majorBidi"/>
-          <w:b/>
-          <w:bCs/>
-          <w:sz w:val="24"/>
-          <w:szCs w:val="24"/>
-          <w:lang w:val="en-US"/>
-        </w:rPr>
-        <w:t>duration</w:t>
-      </w:r>
+        </w:rPr>
+        <w:t>treaty-duration</w:t>
+      </w:r>
+      <w:proofErr w:type="spellEnd"/>
       <w:r>
         <w:rPr>
           <w:rFonts w:asciiTheme="majorBidi" w:hAnsiTheme="majorBidi" w:cstheme="majorBidi"/>
@@ -5593,22 +5089,20 @@
               <w:rPr>
                 <w:rFonts w:asciiTheme="majorBidi" w:hAnsiTheme="majorBidi" w:cstheme="majorBidi"/>
                 <w:b/>
-                <w:lang w:val="en-US"/>
               </w:rPr>
             </w:pPr>
             <w:r>
               <w:rPr>
                 <w:rFonts w:asciiTheme="majorBidi" w:hAnsiTheme="majorBidi" w:cstheme="majorBidi"/>
                 <w:b/>
-                <w:lang w:val="en-US"/>
               </w:rPr>
               <w:t>{</w:t>
             </w:r>
+            <w:proofErr w:type="spellStart"/>
             <w:r>
               <w:rPr>
                 <w:rFonts w:asciiTheme="majorBidi" w:hAnsiTheme="majorBidi" w:cstheme="majorBidi"/>
                 <w:b/>
-                <w:lang w:val="en-US"/>
               </w:rPr>
               <w:t>treaty</w:t>
             </w:r>
@@ -5616,7 +5110,6 @@
               <w:rPr>
                 <w:rFonts w:asciiTheme="majorBidi" w:hAnsiTheme="majorBidi" w:cstheme="majorBidi"/>
                 <w:b/>
-                <w:lang w:val="en-US"/>
               </w:rPr>
               <w:t>-sign-</w:t>
             </w:r>
@@ -5624,15 +5117,14 @@
               <w:rPr>
                 <w:rFonts w:asciiTheme="majorBidi" w:hAnsiTheme="majorBidi" w:cstheme="majorBidi"/>
                 <w:b/>
-                <w:lang w:val="en-US"/>
               </w:rPr>
               <w:t>contractor</w:t>
             </w:r>
+            <w:proofErr w:type="spellEnd"/>
             <w:r>
               <w:rPr>
                 <w:rFonts w:asciiTheme="majorBidi" w:hAnsiTheme="majorBidi" w:cstheme="majorBidi"/>
                 <w:b/>
-                <w:lang w:val="en-US"/>
               </w:rPr>
               <w:t>}</w:t>
             </w:r>
@@ -5681,7 +5173,6 @@
               <w:rPr>
                 <w:rFonts w:asciiTheme="majorBidi" w:hAnsiTheme="majorBidi" w:cstheme="majorBidi"/>
                 <w:b/>
-                <w:lang w:val="en-US"/>
               </w:rPr>
             </w:pPr>
           </w:p>
@@ -5692,22 +5183,20 @@
               <w:rPr>
                 <w:rFonts w:asciiTheme="majorBidi" w:hAnsiTheme="majorBidi" w:cstheme="majorBidi"/>
                 <w:b/>
-                <w:lang w:val="en-US"/>
               </w:rPr>
             </w:pPr>
             <w:r>
               <w:rPr>
                 <w:rFonts w:asciiTheme="majorBidi" w:hAnsiTheme="majorBidi" w:cstheme="majorBidi"/>
                 <w:b/>
-                <w:lang w:val="en-US"/>
               </w:rPr>
               <w:t>{</w:t>
             </w:r>
+            <w:proofErr w:type="spellStart"/>
             <w:r>
               <w:rPr>
                 <w:rFonts w:asciiTheme="majorBidi" w:hAnsiTheme="majorBidi" w:cstheme="majorBidi"/>
                 <w:b/>
-                <w:lang w:val="en-US"/>
               </w:rPr>
               <w:t>treaty</w:t>
             </w:r>
@@ -5715,9 +5204,16 @@
               <w:rPr>
                 <w:rFonts w:asciiTheme="majorBidi" w:hAnsiTheme="majorBidi" w:cstheme="majorBidi"/>
                 <w:b/>
-                <w:lang w:val="en-US"/>
-              </w:rPr>
-              <w:t>-sign-customer}</w:t>
+              </w:rPr>
+              <w:t>-sign-customer</w:t>
+            </w:r>
+            <w:proofErr w:type="spellEnd"/>
+            <w:r>
+              <w:rPr>
+                <w:rFonts w:asciiTheme="majorBidi" w:hAnsiTheme="majorBidi" w:cstheme="majorBidi"/>
+                <w:b/>
+              </w:rPr>
+              <w:t>}</w:t>
             </w:r>
             <w:bookmarkStart w:id="21" w:name="FirmNamePl"/>
             <w:bookmarkEnd w:id="21"/>
@@ -5750,29 +5246,39 @@
               <w:spacing w:line="264" w:lineRule="auto"/>
               <w:rPr>
                 <w:rFonts w:asciiTheme="majorBidi" w:hAnsiTheme="majorBidi" w:cstheme="majorBidi"/>
-                <w:lang w:val="en-US"/>
               </w:rPr>
             </w:pPr>
             <w:r>
               <w:rPr>
                 <w:rFonts w:asciiTheme="majorBidi" w:hAnsiTheme="majorBidi" w:cstheme="majorBidi"/>
-                <w:lang w:val="en-US"/>
-              </w:rPr>
-              <w:t>{treaty-</w:t>
-            </w:r>
-            <w:r>
-              <w:rPr>
-                <w:rFonts w:asciiTheme="majorBidi" w:hAnsiTheme="majorBidi" w:cstheme="majorBidi"/>
-                <w:lang w:val="en-US"/>
+              </w:rPr>
+              <w:t>{</w:t>
+            </w:r>
+            <w:proofErr w:type="spellStart"/>
+            <w:r>
+              <w:rPr>
+                <w:rFonts w:asciiTheme="majorBidi" w:hAnsiTheme="majorBidi" w:cstheme="majorBidi"/>
+              </w:rPr>
+              <w:t>treaty-</w:t>
+            </w:r>
+            <w:r>
+              <w:rPr>
+                <w:rFonts w:asciiTheme="majorBidi" w:hAnsiTheme="majorBidi" w:cstheme="majorBidi"/>
               </w:rPr>
               <w:t>contractor</w:t>
             </w:r>
             <w:r>
               <w:rPr>
                 <w:rFonts w:asciiTheme="majorBidi" w:hAnsiTheme="majorBidi" w:cstheme="majorBidi"/>
-                <w:lang w:val="en-US"/>
-              </w:rPr>
-              <w:t>-details}</w:t>
+              </w:rPr>
+              <w:t>-details</w:t>
+            </w:r>
+            <w:proofErr w:type="spellEnd"/>
+            <w:r>
+              <w:rPr>
+                <w:rFonts w:asciiTheme="majorBidi" w:hAnsiTheme="majorBidi" w:cstheme="majorBidi"/>
+              </w:rPr>
+              <w:t>}</w:t>
             </w:r>
           </w:p>
         </w:tc>
@@ -5793,9 +5299,22 @@
             <w:r>
               <w:rPr>
                 <w:rFonts w:asciiTheme="majorBidi" w:hAnsiTheme="majorBidi" w:cstheme="majorBidi"/>
-                <w:lang w:val="en-US"/>
-              </w:rPr>
-              <w:t>{treaty-customer-details}</w:t>
+              </w:rPr>
+              <w:t>{</w:t>
+            </w:r>
+            <w:proofErr w:type="spellStart"/>
+            <w:r>
+              <w:rPr>
+                <w:rFonts w:asciiTheme="majorBidi" w:hAnsiTheme="majorBidi" w:cstheme="majorBidi"/>
+              </w:rPr>
+              <w:t>treaty-customer-details</w:t>
+            </w:r>
+            <w:proofErr w:type="spellEnd"/>
+            <w:r>
+              <w:rPr>
+                <w:rFonts w:asciiTheme="majorBidi" w:hAnsiTheme="majorBidi" w:cstheme="majorBidi"/>
+              </w:rPr>
+              <w:t>}</w:t>
             </w:r>
           </w:p>
         </w:tc>
@@ -5868,15 +5387,14 @@
               <w:rPr>
                 <w:rFonts w:asciiTheme="majorBidi" w:hAnsiTheme="majorBidi" w:cstheme="majorBidi"/>
                 <w:b/>
-                <w:lang w:val="en-US"/>
               </w:rPr>
               <w:t>{</w:t>
             </w:r>
+            <w:proofErr w:type="spellStart"/>
             <w:r>
               <w:rPr>
                 <w:rFonts w:asciiTheme="majorBidi" w:hAnsiTheme="majorBidi" w:cstheme="majorBidi"/>
                 <w:b/>
-                <w:lang w:val="en-US"/>
               </w:rPr>
               <w:t>treaty</w:t>
             </w:r>
@@ -5884,7 +5402,6 @@
               <w:rPr>
                 <w:rFonts w:asciiTheme="majorBidi" w:hAnsiTheme="majorBidi" w:cstheme="majorBidi"/>
                 <w:b/>
-                <w:lang w:val="en-US"/>
               </w:rPr>
               <w:t>-sign-</w:t>
             </w:r>
@@ -5892,7 +5409,6 @@
               <w:rPr>
                 <w:rFonts w:asciiTheme="majorBidi" w:hAnsiTheme="majorBidi" w:cstheme="majorBidi"/>
                 <w:b/>
-                <w:lang w:val="en-US"/>
               </w:rPr>
               <w:t>contractor</w:t>
             </w:r>
@@ -5900,9 +5416,16 @@
               <w:rPr>
                 <w:rFonts w:asciiTheme="majorBidi" w:hAnsiTheme="majorBidi" w:cstheme="majorBidi"/>
                 <w:b/>
-                <w:lang w:val="en-US"/>
-              </w:rPr>
-              <w:t>-position}</w:t>
+              </w:rPr>
+              <w:t>-position</w:t>
+            </w:r>
+            <w:proofErr w:type="spellEnd"/>
+            <w:r>
+              <w:rPr>
+                <w:rFonts w:asciiTheme="majorBidi" w:hAnsiTheme="majorBidi" w:cstheme="majorBidi"/>
+                <w:b/>
+              </w:rPr>
+              <w:t>}</w:t>
             </w:r>
           </w:p>
           <w:p>
@@ -5936,15 +5459,14 @@
               <w:rPr>
                 <w:rFonts w:asciiTheme="majorBidi" w:hAnsiTheme="majorBidi" w:cstheme="majorBidi"/>
                 <w:b/>
-                <w:lang w:val="en-US"/>
               </w:rPr>
               <w:t>{</w:t>
             </w:r>
+            <w:proofErr w:type="spellStart"/>
             <w:r>
               <w:rPr>
                 <w:rFonts w:asciiTheme="majorBidi" w:hAnsiTheme="majorBidi" w:cstheme="majorBidi"/>
                 <w:b/>
-                <w:lang w:val="en-US"/>
               </w:rPr>
               <w:t>treaty</w:t>
             </w:r>
@@ -5952,7 +5474,6 @@
               <w:rPr>
                 <w:rFonts w:asciiTheme="majorBidi" w:hAnsiTheme="majorBidi" w:cstheme="majorBidi"/>
                 <w:b/>
-                <w:lang w:val="en-US"/>
               </w:rPr>
               <w:t>-sign-</w:t>
             </w:r>
@@ -5960,7 +5481,6 @@
               <w:rPr>
                 <w:rFonts w:asciiTheme="majorBidi" w:hAnsiTheme="majorBidi" w:cstheme="majorBidi"/>
                 <w:b/>
-                <w:lang w:val="en-US"/>
               </w:rPr>
               <w:t>contractor</w:t>
             </w:r>
@@ -5968,10 +5488,65 @@
               <w:rPr>
                 <w:rFonts w:asciiTheme="majorBidi" w:hAnsiTheme="majorBidi" w:cstheme="majorBidi"/>
                 <w:b/>
-                <w:lang w:val="en-US"/>
-              </w:rPr>
-              <w:t>-person}</w:t>
-            </w:r>
+              </w:rPr>
+              <w:t>-person</w:t>
+            </w:r>
+            <w:proofErr w:type="spellEnd"/>
+            <w:r>
+              <w:rPr>
+                <w:rFonts w:asciiTheme="majorBidi" w:hAnsiTheme="majorBidi" w:cstheme="majorBidi"/>
+                <w:b/>
+              </w:rPr>
+              <w:t>}</w:t>
+            </w:r>
+          </w:p>
+          <w:p>
+            <w:pPr>
+              <w:rPr>
+                <w:rFonts w:asciiTheme="majorBidi" w:hAnsiTheme="majorBidi" w:cstheme="majorBidi"/>
+                <w:bCs/>
+                <w:sz w:val="8"/>
+                <w:szCs w:val="8"/>
+              </w:rPr>
+            </w:pPr>
+            <w:r>
+              <w:rPr>
+                <w:rFonts w:asciiTheme="majorBidi" w:hAnsiTheme="majorBidi" w:cstheme="majorBidi"/>
+                <w:bCs/>
+                <w:sz w:val="20"/>
+                <w:szCs w:val="20"/>
+              </w:rPr>
+              <w:t xml:space="preserve">                      </w:t>
+            </w:r>
+          </w:p>
+          <w:p>
+            <w:pPr>
+              <w:rPr>
+                <w:rFonts w:asciiTheme="majorBidi" w:hAnsiTheme="majorBidi" w:cstheme="majorBidi"/>
+                <w:bCs/>
+                <w:sz w:val="16"/>
+                <w:szCs w:val="16"/>
+              </w:rPr>
+            </w:pPr>
+            <w:r>
+              <w:rPr>
+                <w:rFonts w:asciiTheme="majorBidi" w:hAnsiTheme="majorBidi" w:cstheme="majorBidi"/>
+                <w:bCs/>
+                <w:sz w:val="16"/>
+                <w:szCs w:val="16"/>
+              </w:rPr>
+              <w:t xml:space="preserve">                       (М.П.)</w:t>
+            </w:r>
+          </w:p>
+          <w:p>
+            <w:pPr>
+              <w:rPr>
+                <w:rFonts w:asciiTheme="majorBidi" w:hAnsiTheme="majorBidi" w:cstheme="majorBidi"/>
+                <w:bCs/>
+                <w:sz w:val="12"/>
+                <w:szCs w:val="12"/>
+              </w:rPr>
+            </w:pPr>
           </w:p>
           <w:p>
             <w:pPr>
@@ -5980,15 +5555,6 @@
               <w:rPr>
                 <w:rFonts w:asciiTheme="majorBidi" w:hAnsiTheme="majorBidi" w:cstheme="majorBidi"/>
                 <w:b/>
-              </w:rPr>
-            </w:pPr>
-          </w:p>
-          <w:p>
-            <w:pPr>
-              <w:spacing w:line="264" w:lineRule="auto"/>
-              <w:rPr>
-                <w:rFonts w:asciiTheme="majorBidi" w:hAnsiTheme="majorBidi" w:cstheme="majorBidi"/>
-                <w:b/>
                 <w:sz w:val="20"/>
                 <w:szCs w:val="20"/>
               </w:rPr>
@@ -5997,40 +5563,8 @@
               <w:rPr>
                 <w:rFonts w:asciiTheme="majorBidi" w:hAnsiTheme="majorBidi" w:cstheme="majorBidi"/>
                 <w:bCs/>
-                <w:sz w:val="20"/>
-                <w:szCs w:val="20"/>
-                <w:lang w:val="en-US"/>
-              </w:rPr>
-              <w:t xml:space="preserve">                       </w:t>
-            </w:r>
-            <w:r>
-              <w:rPr>
-                <w:rFonts w:asciiTheme="majorBidi" w:hAnsiTheme="majorBidi" w:cstheme="majorBidi"/>
-                <w:bCs/>
-                <w:sz w:val="20"/>
-                <w:szCs w:val="20"/>
-                <w:lang w:val="en-US"/>
-              </w:rPr>
-              <w:t>(</w:t>
-            </w:r>
-            <w:r>
-              <w:rPr>
-                <w:rFonts w:asciiTheme="majorBidi" w:hAnsiTheme="majorBidi" w:cstheme="majorBidi"/>
-                <w:bCs/>
-                <w:sz w:val="20"/>
-                <w:szCs w:val="20"/>
-              </w:rPr>
-              <w:t>М.П.</w:t>
-            </w:r>
-            <w:r>
-              <w:rPr>
-                <w:rFonts w:asciiTheme="majorBidi" w:hAnsiTheme="majorBidi" w:cstheme="majorBidi"/>
-                <w:bCs/>
-                <w:sz w:val="20"/>
-                <w:szCs w:val="20"/>
-                <w:lang w:val="en-US"/>
-              </w:rPr>
-              <w:t>)</w:t>
+              </w:rPr>
+              <w:t>«____» __________________ 20___ р.</w:t>
             </w:r>
           </w:p>
         </w:tc>
@@ -6065,15 +5599,14 @@
               <w:rPr>
                 <w:rFonts w:asciiTheme="majorBidi" w:hAnsiTheme="majorBidi" w:cstheme="majorBidi"/>
                 <w:b/>
-                <w:lang w:val="en-US"/>
               </w:rPr>
               <w:t>{</w:t>
             </w:r>
+            <w:proofErr w:type="spellStart"/>
             <w:r>
               <w:rPr>
                 <w:rFonts w:asciiTheme="majorBidi" w:hAnsiTheme="majorBidi" w:cstheme="majorBidi"/>
                 <w:b/>
-                <w:lang w:val="en-US"/>
               </w:rPr>
               <w:t>treaty</w:t>
             </w:r>
@@ -6081,9 +5614,16 @@
               <w:rPr>
                 <w:rFonts w:asciiTheme="majorBidi" w:hAnsiTheme="majorBidi" w:cstheme="majorBidi"/>
                 <w:b/>
-                <w:lang w:val="en-US"/>
-              </w:rPr>
-              <w:t>-sign-customer-position}</w:t>
+              </w:rPr>
+              <w:t>-sign-customer-position</w:t>
+            </w:r>
+            <w:proofErr w:type="spellEnd"/>
+            <w:r>
+              <w:rPr>
+                <w:rFonts w:asciiTheme="majorBidi" w:hAnsiTheme="majorBidi" w:cstheme="majorBidi"/>
+                <w:b/>
+              </w:rPr>
+              <w:t>}</w:t>
             </w:r>
           </w:p>
           <w:p>
@@ -6117,15 +5657,14 @@
               <w:rPr>
                 <w:rFonts w:asciiTheme="majorBidi" w:hAnsiTheme="majorBidi" w:cstheme="majorBidi"/>
                 <w:b/>
-                <w:lang w:val="en-US"/>
               </w:rPr>
               <w:t>{</w:t>
             </w:r>
+            <w:proofErr w:type="spellStart"/>
             <w:r>
               <w:rPr>
                 <w:rFonts w:asciiTheme="majorBidi" w:hAnsiTheme="majorBidi" w:cstheme="majorBidi"/>
                 <w:b/>
-                <w:lang w:val="en-US"/>
               </w:rPr>
               <w:t>treaty</w:t>
             </w:r>
@@ -6133,10 +5672,65 @@
               <w:rPr>
                 <w:rFonts w:asciiTheme="majorBidi" w:hAnsiTheme="majorBidi" w:cstheme="majorBidi"/>
                 <w:b/>
-                <w:lang w:val="en-US"/>
-              </w:rPr>
-              <w:t>-sign-customer-person}</w:t>
-            </w:r>
+              </w:rPr>
+              <w:t>-sign-customer-person</w:t>
+            </w:r>
+            <w:proofErr w:type="spellEnd"/>
+            <w:r>
+              <w:rPr>
+                <w:rFonts w:asciiTheme="majorBidi" w:hAnsiTheme="majorBidi" w:cstheme="majorBidi"/>
+                <w:b/>
+              </w:rPr>
+              <w:t>}</w:t>
+            </w:r>
+          </w:p>
+          <w:p>
+            <w:pPr>
+              <w:rPr>
+                <w:rFonts w:asciiTheme="majorBidi" w:hAnsiTheme="majorBidi" w:cstheme="majorBidi"/>
+                <w:bCs/>
+                <w:sz w:val="8"/>
+                <w:szCs w:val="8"/>
+              </w:rPr>
+            </w:pPr>
+            <w:r>
+              <w:rPr>
+                <w:rFonts w:asciiTheme="majorBidi" w:hAnsiTheme="majorBidi" w:cstheme="majorBidi"/>
+                <w:bCs/>
+                <w:sz w:val="20"/>
+                <w:szCs w:val="20"/>
+              </w:rPr>
+              <w:t xml:space="preserve">                      </w:t>
+            </w:r>
+          </w:p>
+          <w:p>
+            <w:pPr>
+              <w:rPr>
+                <w:rFonts w:asciiTheme="majorBidi" w:hAnsiTheme="majorBidi" w:cstheme="majorBidi"/>
+                <w:bCs/>
+                <w:sz w:val="16"/>
+                <w:szCs w:val="16"/>
+              </w:rPr>
+            </w:pPr>
+            <w:r>
+              <w:rPr>
+                <w:rFonts w:asciiTheme="majorBidi" w:hAnsiTheme="majorBidi" w:cstheme="majorBidi"/>
+                <w:bCs/>
+                <w:sz w:val="16"/>
+                <w:szCs w:val="16"/>
+              </w:rPr>
+              <w:t xml:space="preserve">                       (М.П.)</w:t>
+            </w:r>
+          </w:p>
+          <w:p>
+            <w:pPr>
+              <w:rPr>
+                <w:rFonts w:asciiTheme="majorBidi" w:hAnsiTheme="majorBidi" w:cstheme="majorBidi"/>
+                <w:bCs/>
+                <w:sz w:val="12"/>
+                <w:szCs w:val="12"/>
+              </w:rPr>
+            </w:pPr>
           </w:p>
           <w:p>
             <w:pPr>
@@ -6145,15 +5739,6 @@
               <w:rPr>
                 <w:rFonts w:asciiTheme="majorBidi" w:hAnsiTheme="majorBidi" w:cstheme="majorBidi"/>
                 <w:b/>
-              </w:rPr>
-            </w:pPr>
-          </w:p>
-          <w:p>
-            <w:pPr>
-              <w:spacing w:line="264" w:lineRule="auto"/>
-              <w:rPr>
-                <w:rFonts w:asciiTheme="majorBidi" w:hAnsiTheme="majorBidi" w:cstheme="majorBidi"/>
-                <w:b/>
                 <w:sz w:val="20"/>
                 <w:szCs w:val="20"/>
               </w:rPr>
@@ -6162,40 +5747,8 @@
               <w:rPr>
                 <w:rFonts w:asciiTheme="majorBidi" w:hAnsiTheme="majorBidi" w:cstheme="majorBidi"/>
                 <w:bCs/>
-                <w:sz w:val="20"/>
-                <w:szCs w:val="20"/>
-                <w:lang w:val="en-US"/>
-              </w:rPr>
-              <w:t xml:space="preserve">                       </w:t>
-            </w:r>
-            <w:r>
-              <w:rPr>
-                <w:rFonts w:asciiTheme="majorBidi" w:hAnsiTheme="majorBidi" w:cstheme="majorBidi"/>
-                <w:bCs/>
-                <w:sz w:val="20"/>
-                <w:szCs w:val="20"/>
-                <w:lang w:val="en-US"/>
-              </w:rPr>
-              <w:t>(</w:t>
-            </w:r>
-            <w:r>
-              <w:rPr>
-                <w:rFonts w:asciiTheme="majorBidi" w:hAnsiTheme="majorBidi" w:cstheme="majorBidi"/>
-                <w:bCs/>
-                <w:sz w:val="20"/>
-                <w:szCs w:val="20"/>
-              </w:rPr>
-              <w:t>М.П.</w:t>
-            </w:r>
-            <w:r>
-              <w:rPr>
-                <w:rFonts w:asciiTheme="majorBidi" w:hAnsiTheme="majorBidi" w:cstheme="majorBidi"/>
-                <w:bCs/>
-                <w:sz w:val="20"/>
-                <w:szCs w:val="20"/>
-                <w:lang w:val="en-US"/>
-              </w:rPr>
-              <w:t>)</w:t>
+              </w:rPr>
+              <w:t>«____» __________________ 20___ р.</w:t>
             </w:r>
           </w:p>
         </w:tc>
